--- a/Uban System Documents/章節性文件/Chapter 9/Chapter 9.docx
+++ b/Uban System Documents/章節性文件/Chapter 9/Chapter 9.docx
@@ -4657,11 +4657,6 @@
       </w:r>
     </w:p>
     <w:p>
-      <w:r>
-        <w:br w:type="page"/>
-      </w:r>
-    </w:p>
-    <w:p>
       <w:pPr>
         <w:keepNext/>
         <w:spacing w:before="120" w:after="40"/>
@@ -4819,9 +4814,7 @@
         </w:tc>
       </w:tr>
       <w:tr>
-        <w:trPr>
-          <w:cantSplit/>
-        </w:trPr>
+        <w:trPr/>
         <w:tc>
           <w:tcPr>
             <w:tcW w:type="dxa" w:w="2016"/>
@@ -6316,9 +6309,7 @@
         </w:tc>
       </w:tr>
       <w:tr>
-        <w:trPr>
-          <w:cantSplit/>
-        </w:trPr>
+        <w:trPr/>
         <w:tc>
           <w:tcPr>
             <w:tcW w:type="dxa" w:w="2016"/>
@@ -7334,9 +7325,7 @@
         </w:tc>
       </w:tr>
       <w:tr>
-        <w:trPr>
-          <w:cantSplit/>
-        </w:trPr>
+        <w:trPr/>
         <w:tc>
           <w:tcPr>
             <w:tcW w:type="dxa" w:w="2016"/>
@@ -8212,9 +8201,7 @@
         </w:tc>
       </w:tr>
       <w:tr>
-        <w:trPr>
-          <w:cantSplit/>
-        </w:trPr>
+        <w:trPr/>
         <w:tc>
           <w:tcPr>
             <w:tcW w:type="dxa" w:w="2016"/>
@@ -9059,9 +9046,7 @@
         </w:tc>
       </w:tr>
       <w:tr>
-        <w:trPr>
-          <w:cantSplit/>
-        </w:trPr>
+        <w:trPr/>
         <w:tc>
           <w:tcPr>
             <w:tcW w:type="dxa" w:w="2016"/>
@@ -9715,9 +9700,7 @@
         </w:tc>
       </w:tr>
       <w:tr>
-        <w:trPr>
-          <w:cantSplit/>
-        </w:trPr>
+        <w:trPr/>
         <w:tc>
           <w:tcPr>
             <w:tcW w:type="dxa" w:w="2016"/>
@@ -10415,9 +10398,7 @@
         </w:tc>
       </w:tr>
       <w:tr>
-        <w:trPr>
-          <w:cantSplit/>
-        </w:trPr>
+        <w:trPr/>
         <w:tc>
           <w:tcPr>
             <w:tcW w:type="dxa" w:w="2016"/>
@@ -11175,9 +11156,7 @@
         </w:tc>
       </w:tr>
       <w:tr>
-        <w:trPr>
-          <w:cantSplit/>
-        </w:trPr>
+        <w:trPr/>
         <w:tc>
           <w:tcPr>
             <w:tcW w:type="dxa" w:w="2016"/>
